--- a/testakten/handelsvertreterrecht-provisionsausgleich-nordstern-medtech/03-prueffragen-fuer-erstgespraech.docx
+++ b/testakten/handelsvertreterrecht-provisionsausgleich-nordstern-medtech/03-prueffragen-fuer-erstgespraech.docx
@@ -7,10 +7,7 @@
         <w:pStyle w:val="Heading1"/>
       </w:pPr>
       <w:r>
-        <w:rPr>
-          <w:rFonts w:ascii="Times New Roman" w:hAnsi="Times New Roman"/>
-        </w:rPr>
-        <w:t>Prüffragen für das Erstgespräch — Vertreter ./. Nordstern MedTech GmbH</w:t>
+        <w:t>Prüffragen für das Erstgespräch — Altfeld Vertrieb GmbH ./. Nordstern MedTech GmbH</w:t>
       </w:r>
     </w:p>
     <w:p>
@@ -29,7 +26,7 @@
         <w:pStyle w:val="ListBullet"/>
       </w:pPr>
       <w:r>
-        <w:t>Mandant: Herr T. Falkenried (Inhaber Handelsvertreteragentur Falkenried Medizinhandel e.K.), ggf. Ehefrau und Mitinhaberin.</w:t>
+        <w:t>Mandant: Thorsten Altfeld, Geschäftsführer der Altfeld Vertrieb GmbH; Anja Altfeld aus der Buchhaltung nimmt zum Zahlenteil hinzu.</w:t>
       </w:r>
     </w:p>
     <w:p>
@@ -142,25 +139,7 @@
         <w:pStyle w:val="ListNumber"/>
       </w:pPr>
       <w:r>
-        <w:t xml:space="preserve">Ist Ihr vorrangiges Ziel der </w:t>
-      </w:r>
-      <w:r>
-        <w:rPr>
-          <w:b/>
-        </w:rPr>
-        <w:t>Ausgleichsanspruch nach § 89b HGB</w:t>
-      </w:r>
-      <w:r>
-        <w:t xml:space="preserve"> (typisch Vergleich 30-50 % der durchschnittlichen Jahresprovision der letzten fünf Jahre), oder eine </w:t>
-      </w:r>
-      <w:r>
-        <w:rPr>
-          <w:b/>
-        </w:rPr>
-        <w:t>Provisionsnachzahlung</w:t>
-      </w:r>
-      <w:r>
-        <w:t xml:space="preserve"> (Buchauszug, Stornoreserve, ungeklärte Sätze), oder beides?</w:t>
+        <w:t>Ist Ihr vorrangiges Ziel der Ausgleichsanspruch nach Paragraf  89b HGB (Ausgleichsanspruch nach Paragraf 89b HGB auf Grundlage der Kunden- und Provisionsdaten), oder eine Provisionsnachzahlung (Buchauszug, Stornoreserve, ungeklärte Sätze), oder beides?</w:t>
       </w:r>
     </w:p>
     <w:p>
@@ -176,7 +155,7 @@
         <w:pStyle w:val="ListNumber"/>
       </w:pPr>
       <w:r>
-        <w:t>Wie wichtig sind Ihnen Verhandlungen über die Karenzentschädigung nach § 90a HGB — wollen Sie weiterhin im Bezirk Bayern-Süd Medizintechnik verkaufen, oder ist die Karenzentschädigung Geld, das Sie ohnehin haben wollen?</w:t>
+        <w:t>Wie wichtig sind Ihnen Verhandlungen über die Karenzentschädigung nach Paragraf  90a HGB — wollen Sie weiterhin im Vertragsgebiet Nordrhein-Westfalen und Hessen Medizintechnik verkaufen, oder ist die Karenzentschädigung Geld, das Sie ohnehin haben wollen?</w:t>
       </w:r>
     </w:p>
     <w:p>
@@ -393,16 +372,7 @@
         <w:pStyle w:val="ListNumber"/>
       </w:pPr>
       <w:r>
-        <w:t xml:space="preserve">Wer ist Ihr </w:t>
-      </w:r>
-      <w:r>
-        <w:rPr>
-          <w:b/>
-        </w:rPr>
-        <w:t>Steuerberater</w:t>
-      </w:r>
-      <w:r>
-        <w:t>, und welche Information könnte er zur § 17 EStG-Behandlung, USt-Erfassung der Provisionen, GoA-Notizen Ihrer Buchhaltung beisteuern?</w:t>
+        <w:t>Wer ist Ihr Steuerberater, und welche Information könnte er zur steuerlichen Verbuchung der Provisionen, USt-Erfassung der Provisionen, GoA-Notizen Ihrer Buchhaltung beisteuern?</w:t>
       </w:r>
     </w:p>
     <w:p>
@@ -421,7 +391,7 @@
         <w:pStyle w:val="ListNumber"/>
       </w:pPr>
       <w:r>
-        <w:t>Aktuelle Fassung der §§ 84-92c HGB — Stand: ohne Änderungen seit 2023, aber Live-Check Pflicht.</w:t>
+        <w:t>Aktuelle Fassung der Paragrafen  84-92c HGB — Stand: ohne Änderungen seit 2023, aber Aktualitätsprüfung erforderlich.</w:t>
       </w:r>
     </w:p>
     <w:p>
@@ -429,7 +399,7 @@
         <w:pStyle w:val="ListNumber"/>
       </w:pPr>
       <w:r>
-        <w:t>EU-Richtlinie 86/653/EWG und ihre Wirkung auf die Auslegung des § 89b HGB durch deutsche Gerichte — gibt es 2024/2025 EuGH-Vorabentscheidungen?</w:t>
+        <w:t>EU-Richtlinie 86/653/EWG und ihre Wirkung auf die Auslegung des Paragraf  89b HGB durch deutsche Gerichte — gibt es 2024/2025 EuGH-Vorabentscheidungen?</w:t>
       </w:r>
     </w:p>
     <w:p>
@@ -454,16 +424,7 @@
         <w:pStyle w:val="ListNumber"/>
       </w:pPr>
       <w:r>
-        <w:t xml:space="preserve">BGH zur </w:t>
-      </w:r>
-      <w:r>
-        <w:rPr>
-          <w:b/>
-        </w:rPr>
-        <w:t>Bezirksvertretung beim Online-Vertrieb</w:t>
-      </w:r>
-      <w:r>
-        <w:t xml:space="preserve"> — welche Linie (Vergütung bei nicht selbst vermittelten Bezirksumsätzen)? Az im Mandat live verifizieren.</w:t>
+        <w:t>BGH zur Bezirksvertretung beim Online-Vertrieb — welche Linie (Vergütung bei nicht selbst vermittelten Bezirksumsätzen)? Az im Mandat an aktueller amtlicher Quelle prüfen.</w:t>
       </w:r>
     </w:p>
     <w:p>
@@ -471,7 +432,7 @@
         <w:pStyle w:val="ListNumber"/>
       </w:pPr>
       <w:r>
-        <w:t>§ 90a HGB-Wirksamkeit der Wettbewerbsabrede — insbesondere die zwei-Jahres-Befristung im konkreten Vertrag.</w:t>
+        <w:t>Paragraf  90a HGB-Wirksamkeit der Wettbewerbsabrede — insbesondere die zwei-Jahres-Befristung im konkreten Vertrag.</w:t>
       </w:r>
     </w:p>
     <w:p>
@@ -490,7 +451,7 @@
         <w:pStyle w:val="ListBullet"/>
       </w:pPr>
       <w:r>
-        <w:t>Bei Klage Risiko erheblicher Verfahrensdauer (in München LG 2-3 Jahre realistisch).</w:t>
+        <w:t>Bei Klage Risiko erheblicher Verfahrensdauer (mit erheblicher Verfahrensdauer; Gericht und Gerichtsstand sind anhand des vollständigen Vertrags zu bestimmen).</w:t>
       </w:r>
     </w:p>
     <w:p>
@@ -603,14 +564,145 @@
         <w:t>Termine: nächstes Strategiegespräch in 14 Tagen (vor Buchauszug-Klageerhebung).</w:t>
       </w:r>
     </w:p>
+    <w:p>
+      <w:pPr>
+        <w:pStyle w:val="Heading1"/>
+      </w:pPr>
+      <w:r>
+        <w:t>Aktenabgleich vom 5. Juni 2026</w:t>
+      </w:r>
+    </w:p>
+    <w:p>
+      <w:pPr>
+        <w:pStyle w:val="Heading2"/>
+      </w:pPr>
+      <w:r>
+        <w:t>Identität und Vertragslinie</w:t>
+      </w:r>
+    </w:p>
+    <w:p>
+      <w:r>
+        <w:t>Vertragspartnerin ist nach dem vorliegenden Auszug die Altfeld Vertrieb GmbH, Friedrich-Ebert-Straße 94, 34119 Kassel. Ältere Abrechnungen verwenden daneben die Geschäftsbezeichnung Altfeld Medizinhandel. Handelsregisterauszug, Umfirmierungsunterlagen und Rechnungsempfänger sind deshalb vor jeder Anspruchsberechnung gegeneinander zu halten.</w:t>
+      </w:r>
+    </w:p>
+    <w:p>
+      <w:r>
+        <w:t>Der schriftliche Vertrag datiert vom 3. Juni 2018 und weist Nordrhein-Westfalen und Hessen als Gebiet aus. Der Originalordner mit Bezirkskarte, Produktliste, Provisionsstaffel und Nachträgen soll am 5. Juni 2026 in der Kanzlei abgegeben werden; bis dahin bleibt jede Aussage zum genauen Gebiets- und Kundenkreisschutz vorläufig.</w:t>
+      </w:r>
+    </w:p>
+    <w:p>
+      <w:pPr>
+        <w:pStyle w:val="Heading2"/>
+      </w:pPr>
+      <w:r>
+        <w:t>Zahlen- und Belegbezug</w:t>
+      </w:r>
+    </w:p>
+    <w:p>
+      <w:r>
+        <w:t>Für 2025 stehen 186740 EUR abgerechnete Provisionen in der Controlling-Auskunft 204380 EUR in der Vertriebsdatei gegenüber. Die Vorgänge PO-1887, PO-1912 und PO-1920 sind mit Auftragswert, Ausführungsstand, Kundensitz, Provisionssatz, Reserve und späterer Freigabe einzeln aufzubereiten.</w:t>
+      </w:r>
+    </w:p>
+    <w:p>
+      <w:r>
+        <w:t>Frau Anja Altfeld soll zu jeder Differenz die Originalabrechnung, den Kontoauszug und den zugehörigen CRM-Eintrag bezeichnen. Zeugenaussagen erhalten ein enges Beweisthema mit Datum, Wahrnehmung und betroffener Bestellung.</w:t>
+      </w:r>
+    </w:p>
     <w:sectPr>
+      <w:headerReference w:type="default" r:id="rId9"/>
+      <w:footerReference w:type="default" r:id="rId10"/>
       <w:pgSz w:w="11906" w:h="16838"/>
-      <w:pgMar w:top="1417" w:right="1417" w:bottom="1417" w:left="1417" w:header="720" w:footer="720" w:gutter="0"/>
+      <w:pgMar w:top="1247" w:right="1134" w:bottom="1020" w:left="1191" w:header="680" w:footer="567" w:gutter="0"/>
       <w:cols w:space="720"/>
       <w:docGrid w:linePitch="360"/>
     </w:sectPr>
   </w:body>
 </w:document>
+</file>
+
+<file path=word/footer1.xml><?xml version="1.0" encoding="utf-8"?>
+<w:ftr xmlns:m="http://schemas.openxmlformats.org/officeDocument/2006/math" xmlns:mc="http://schemas.openxmlformats.org/markup-compatibility/2006" xmlns:mo="http://schemas.microsoft.com/office/mac/office/2008/main" xmlns:mv="urn:schemas-microsoft-com:mac:vml" xmlns:o="urn:schemas-microsoft-com:office:office" xmlns:r="http://schemas.openxmlformats.org/officeDocument/2006/relationships" xmlns:v="urn:schemas-microsoft-com:vml" xmlns:w10="urn:schemas-microsoft-com:office:word" xmlns:w14="http://schemas.microsoft.com/office/word/2010/wordml" xmlns:w="http://schemas.openxmlformats.org/wordprocessingml/2006/main" xmlns:wne="http://schemas.microsoft.com/office/word/2006/wordml" xmlns:wp14="http://schemas.microsoft.com/office/word/2010/wordprocessingDrawing" xmlns:wp="http://schemas.openxmlformats.org/drawingml/2006/wordprocessingDrawing" xmlns:wpc="http://schemas.microsoft.com/office/word/2010/wordprocessingCanvas" xmlns:wpg="http://schemas.microsoft.com/office/word/2010/wordprocessingGroup" xmlns:wpi="http://schemas.microsoft.com/office/word/2010/wordprocessingInk" xmlns:wps="http://schemas.microsoft.com/office/word/2010/wordprocessingShape" mc:Ignorable="w14 wp14">
+  <w:p>
+    <w:pPr>
+      <w:pStyle w:val="Footer"/>
+      <w:tabs>
+        <w:tab w:pos="9071" w:val="right"/>
+      </w:tabs>
+      <w:jc w:val="left"/>
+    </w:pPr>
+    <w:r>
+      <w:rPr>
+        <w:rFonts w:ascii="Times New Roman" w:hAnsi="Times New Roman"/>
+        <w:color w:val="6B6B66"/>
+        <w:sz w:val="16"/>
+      </w:rPr>
+    </w:r>
+    <w:r>
+      <w:rPr>
+        <w:rFonts w:ascii="Times New Roman" w:hAnsi="Times New Roman"/>
+        <w:color w:val="6B6B66"/>
+        <w:sz w:val="16"/>
+      </w:rPr>
+      <w:t>Altfeld Vertrieb GmbH</w:t>
+    </w:r>
+    <w:r>
+      <w:rPr>
+        <w:rFonts w:ascii="Times New Roman" w:hAnsi="Times New Roman"/>
+        <w:color w:val="6B6B66"/>
+        <w:sz w:val="16"/>
+      </w:rPr>
+      <w:tab/>
+      <w:t xml:space="preserve">Seite </w:t>
+    </w:r>
+    <w:r>
+      <w:rPr>
+        <w:rFonts w:ascii="Times New Roman" w:hAnsi="Times New Roman"/>
+        <w:color w:val="6B6B66"/>
+        <w:sz w:val="16"/>
+      </w:rPr>
+      <w:fldChar w:fldCharType="begin"/>
+      <w:instrText xml:space="preserve"> PAGE </w:instrText>
+      <w:fldChar w:fldCharType="end"/>
+    </w:r>
+  </w:p>
+</w:ftr>
+</file>
+
+<file path=word/header1.xml><?xml version="1.0" encoding="utf-8"?>
+<w:hdr xmlns:m="http://schemas.openxmlformats.org/officeDocument/2006/math" xmlns:mc="http://schemas.openxmlformats.org/markup-compatibility/2006" xmlns:mo="http://schemas.microsoft.com/office/mac/office/2008/main" xmlns:mv="urn:schemas-microsoft-com:mac:vml" xmlns:o="urn:schemas-microsoft-com:office:office" xmlns:r="http://schemas.openxmlformats.org/officeDocument/2006/relationships" xmlns:v="urn:schemas-microsoft-com:vml" xmlns:w10="urn:schemas-microsoft-com:office:word" xmlns:w14="http://schemas.microsoft.com/office/word/2010/wordml" xmlns:w="http://schemas.openxmlformats.org/wordprocessingml/2006/main" xmlns:wne="http://schemas.microsoft.com/office/word/2006/wordml" xmlns:wp14="http://schemas.microsoft.com/office/word/2010/wordprocessingDrawing" xmlns:wp="http://schemas.openxmlformats.org/drawingml/2006/wordprocessingDrawing" xmlns:wpc="http://schemas.microsoft.com/office/word/2010/wordprocessingCanvas" xmlns:wpg="http://schemas.microsoft.com/office/word/2010/wordprocessingGroup" xmlns:wpi="http://schemas.microsoft.com/office/word/2010/wordprocessingInk" xmlns:wps="http://schemas.microsoft.com/office/word/2010/wordprocessingShape" mc:Ignorable="w14 wp14">
+  <w:p>
+    <w:pPr>
+      <w:pStyle w:val="Header"/>
+      <w:jc w:val="left"/>
+    </w:pPr>
+    <w:r/>
+    <w:r>
+      <w:rPr>
+        <w:rFonts w:ascii="Times New Roman" w:hAnsi="Times New Roman"/>
+        <w:b/>
+        <w:color w:val="11555F"/>
+        <w:sz w:val="24"/>
+      </w:rPr>
+      <w:t>Altfeld Vertrieb GmbH</w:t>
+    </w:r>
+  </w:p>
+  <w:p>
+    <w:pPr>
+      <w:jc w:val="left"/>
+      <w:pBdr>
+        <w:bottom w:val="single" w:sz="6" w:space="2" w:color="11555F"/>
+      </w:pBdr>
+    </w:pPr>
+    <w:r>
+      <w:rPr>
+        <w:rFonts w:ascii="Times New Roman" w:hAnsi="Times New Roman"/>
+        <w:color w:val="6B6B66"/>
+        <w:sz w:val="16"/>
+      </w:rPr>
+      <w:t>Unternehmen</w:t>
+    </w:r>
+  </w:p>
+</w:hdr>
 </file>
 
 <file path=word/numbering.xml><?xml version="1.0" encoding="utf-8"?>
